--- a/assets/Jake_Young_Resume.docx
+++ b/assets/Jake_Young_Resume.docx
@@ -29,7 +29,7 @@
           <w:sz w:val="19"/>
           <w:szCs w:val="19"/>
         </w:rPr>
-        <w:t xml:space="preserve">(916) 917-7404  |  jakelyoung13@gmail.com  |  linkedin.com/in/jake-young-ca  |  github.com/jakeyoung1</w:t>
+        <w:t xml:space="preserve">(916) 917-7404  |  jakelyoung13@gmail.com  |  jakeyoung1.github.io  |  linkedin.com/in/jake-young-ca  |  github.com/jakeyoung1</w:t>
       </w:r>
     </w:p>
     <w:p>
